--- a/RA2 - Emmagatzematge i copies de seguretat/AA2 - Sistemes demmagatzematge/A2.2_Activitats_Sistemes_emmagatzematge.docx
+++ b/RA2 - Emmagatzematge i copies de seguretat/AA2 - Sistemes demmagatzematge/A2.2_Activitats_Sistemes_emmagatzematge.docx
@@ -1090,7 +1090,7 @@
                 <w:szCs w:val="20"/>
                 <w:rtl w:val="0"/>
               </w:rPr>
-              <w:t xml:space="preserve">Pràctica guiada: munta un RAID 5 per programari amb mdadm (Linux) sobre 3 discos (poden ser discs virtuals/loop, com als passos següents, o particions reals si treballes en una màquina de proves). Segueix cada pas, executa exactament les ordres indicades al terminal, i adjunta una captura de pantalla real de cada pas assenyalat amb [CAPTURA]. Si treballes en un ordinador de l'aula sense discos addicionals disponibles, pots crear tres fitxers d'imatge de 200 MB i muntar-los com a dispositius de bucle (loop), tal com es mostra al pas 1.</w:t>
+              <w:t xml:space="preserve">Pràctica guiada: munta un RAID 5 per programari amb mdadm (Linux) sobre 3 discos (poden ser discs virtuals/loop, com als passos següents, o particions reals si treballes en una màquina de proves). Segueix cada pas, executa exactament les ordres indicades al terminal, i adjunta una captura de pantalla real de cada pas assenyalat amb [CAPTURA]. Si treballes en un ordinador de l'aula sense discos addicionals disponibles, pots crear fitxers d'imatge de 200 MB i associar-los a dispositius de bucle (loop), tal com es mostra al pas 1.</w:t>
             </w:r>
           </w:p>
           <w:p>
@@ -1119,7 +1119,7 @@
                 <w:szCs w:val="20"/>
                 <w:rtl w:val="0"/>
               </w:rPr>
-              <w:t xml:space="preserve">Obre un terminal com a superusuari i crea tres fitxers d'imatge que faran de "discos" de prova, i associa'ls a dispositius de bucle. [CAPTURA]</w:t>
+              <w:t xml:space="preserve">Obre un terminal com a superusuari i crea quatre fitxers d'imatge que faran de "discos" de prova (tres per a l'array i un de recanvi per al pas 5). Associa els tres primers a dispositius de bucle (loop): cada ordre desa el nom del dispositiu a les variables D1, D2 i D3 i el mostra per pantalla. A Ubuntu d'escriptori, els primers dispositius loop ja els fan servir els paquets snap, per això no es poden escriure noms fixos com /dev/loop0. No tanquis el terminal fins al final: les variables només existeixen en aquesta sessió. [CAPTURA]</w:t>
             </w:r>
           </w:p>
           <w:p>
@@ -1164,19 +1164,43 @@
                 <w:sz w:val="19"/>
                 <w:szCs w:val="19"/>
               </w:rPr>
-              <w:t xml:space="preserve"># for i in 1 2 3; do dd if=/dev/zero of=disk$i.img bs=1M count=200; done</w:t>
-            </w:r>
-            <w:r>
-              <w:br/>
-              <w:t xml:space="preserve"/>
-            </w:r>
-            <w:r>
-              <w:rPr>
-                <w:rFonts w:ascii="Consolas" w:cs="Consolas" w:eastAsia="Consolas" w:hAnsi="Consolas"/>
-                <w:sz w:val="19"/>
-                <w:szCs w:val="19"/>
-              </w:rPr>
-              <w:t xml:space="preserve"># losetup -fP disk1.img &amp;&amp; losetup -fP disk2.img &amp;&amp; losetup -fP disk3.img</w:t>
+              <w:t xml:space="preserve"># for i in 1 2 3 4; do dd if=/dev/zero of=disk$i.img bs=1M count=200; done</w:t>
+            </w:r>
+            <w:r>
+              <w:br/>
+              <w:t xml:space="preserve"/>
+            </w:r>
+            <w:r>
+              <w:rPr>
+                <w:rFonts w:ascii="Consolas" w:cs="Consolas" w:eastAsia="Consolas" w:hAnsi="Consolas"/>
+                <w:sz w:val="19"/>
+                <w:szCs w:val="19"/>
+              </w:rPr>
+              <w:t xml:space="preserve"># D1=$(losetup -f --show disk1.img); echo $D1</w:t>
+            </w:r>
+            <w:r>
+              <w:br/>
+              <w:t xml:space="preserve"/>
+            </w:r>
+            <w:r>
+              <w:rPr>
+                <w:rFonts w:ascii="Consolas" w:cs="Consolas" w:eastAsia="Consolas" w:hAnsi="Consolas"/>
+                <w:sz w:val="19"/>
+                <w:szCs w:val="19"/>
+              </w:rPr>
+              <w:t xml:space="preserve"># D2=$(losetup -f --show disk2.img); echo $D2</w:t>
+            </w:r>
+            <w:r>
+              <w:br/>
+              <w:t xml:space="preserve"/>
+            </w:r>
+            <w:r>
+              <w:rPr>
+                <w:rFonts w:ascii="Consolas" w:cs="Consolas" w:eastAsia="Consolas" w:hAnsi="Consolas"/>
+                <w:sz w:val="19"/>
+                <w:szCs w:val="19"/>
+              </w:rPr>
+              <w:t xml:space="preserve"># D3=$(losetup -f --show disk3.img); echo $D3</w:t>
             </w:r>
             <w:r>
               <w:br/>
@@ -1217,7 +1241,7 @@
                 <w:szCs w:val="20"/>
                 <w:rtl w:val="0"/>
               </w:rPr>
-              <w:t xml:space="preserve">Instal·la mdadm si no el tens i crea l'array RAID 5 amb els tres dispositius. [CAPTURA]</w:t>
+              <w:t xml:space="preserve">Instal·la mdadm si no el tens i crea l'array RAID 5 amb els tres dispositius. Si mdadm et pregunta si vols activar el write-intent bitmap, pots respondre N (l'opció per defecte). [CAPTURA]</w:t>
             </w:r>
           </w:p>
           <w:p>
@@ -1250,7 +1274,7 @@
                 <w:sz w:val="19"/>
                 <w:szCs w:val="19"/>
               </w:rPr>
-              <w:t xml:space="preserve"># mdadm --create /dev/md0 --level=5 --raid-devices=3 /dev/loop0 /dev/loop1 /dev/loop2</w:t>
+              <w:t xml:space="preserve"># mdadm --create /dev/md0 --level=5 --raid-devices=3 $D1 $D2 $D3</w:t>
             </w:r>
             <w:r>
               <w:br/>
@@ -1429,7 +1453,7 @@
                 <w:sz w:val="19"/>
                 <w:szCs w:val="19"/>
               </w:rPr>
-              <w:t xml:space="preserve"># mdadm /dev/md0 --fail /dev/loop1</w:t>
+              <w:t xml:space="preserve"># mdadm /dev/md0 --fail $D2</w:t>
             </w:r>
             <w:r>
               <w:br/>
@@ -1501,7 +1525,7 @@
                 <w:szCs w:val="20"/>
                 <w:rtl w:val="0"/>
               </w:rPr>
-              <w:t xml:space="preserve">Substitueix el disc fallat per un de nou i deixa que l'array es reconstrueixi (rebuild). [CAPTURA]</w:t>
+              <w:t xml:space="preserve">Treu el disc fallat, connecta el disc de recanvi (disk4.img) i deixa que l'array es reconstrueixi (rebuild). [CAPTURA]</w:t>
             </w:r>
           </w:p>
           <w:p>
@@ -1522,31 +1546,31 @@
                 <w:sz w:val="19"/>
                 <w:szCs w:val="19"/>
               </w:rPr>
-              <w:t xml:space="preserve"># mdadm /dev/md0 --remove /dev/loop1</w:t>
-            </w:r>
-            <w:r>
-              <w:br/>
-              <w:t xml:space="preserve"/>
-            </w:r>
-            <w:r>
-              <w:rPr>
-                <w:rFonts w:ascii="Consolas" w:cs="Consolas" w:eastAsia="Consolas" w:hAnsi="Consolas"/>
-                <w:sz w:val="19"/>
-                <w:szCs w:val="19"/>
-              </w:rPr>
-              <w:t xml:space="preserve"># losetup -fP disk1.img   # (simula connectar un disc de recanvi; ajusta el nom si cal)</w:t>
-            </w:r>
-            <w:r>
-              <w:br/>
-              <w:t xml:space="preserve"/>
-            </w:r>
-            <w:r>
-              <w:rPr>
-                <w:rFonts w:ascii="Consolas" w:cs="Consolas" w:eastAsia="Consolas" w:hAnsi="Consolas"/>
-                <w:sz w:val="19"/>
-                <w:szCs w:val="19"/>
-              </w:rPr>
-              <w:t xml:space="preserve"># mdadm /dev/md0 --add /dev/loop3</w:t>
+              <w:t xml:space="preserve"># mdadm /dev/md0 --remove $D2</w:t>
+            </w:r>
+            <w:r>
+              <w:br/>
+              <w:t xml:space="preserve"/>
+            </w:r>
+            <w:r>
+              <w:rPr>
+                <w:rFonts w:ascii="Consolas" w:cs="Consolas" w:eastAsia="Consolas" w:hAnsi="Consolas"/>
+                <w:sz w:val="19"/>
+                <w:szCs w:val="19"/>
+              </w:rPr>
+              <w:t xml:space="preserve"># D4=$(losetup -f --show disk4.img); echo $D4</w:t>
+            </w:r>
+            <w:r>
+              <w:br/>
+              <w:t xml:space="preserve"/>
+            </w:r>
+            <w:r>
+              <w:rPr>
+                <w:rFonts w:ascii="Consolas" w:cs="Consolas" w:eastAsia="Consolas" w:hAnsi="Consolas"/>
+                <w:sz w:val="19"/>
+                <w:szCs w:val="19"/>
+              </w:rPr>
+              <w:t xml:space="preserve"># mdadm /dev/md0 --add $D4</w:t>
             </w:r>
             <w:r>
               <w:br/>
@@ -3843,7 +3867,7 @@
                 <w:szCs w:val="20"/>
                 <w:rtl w:val="0"/>
               </w:rPr>
-              <w:t xml:space="preserve">Demostra l'escalabilitat: amplia (extend) el volum lògic lv_documents fent servir l'espai lliure restant del grup, i redimensiona el sistema de fitxers perquè n'aprofiti tot l'espai. [CAPTURA]</w:t>
+              <w:t xml:space="preserve">Demostra l'escalabilitat: amplia (extend) el volum lògic lv_documents fent servir l'espai lliure restant del grup, i redimensiona el sistema de fitxers perquè n'aprofiti tot l'espai. Abans, desmunta i elimina la instantània del pas 5 (respon y quan lvremove et demani confirmació): LVM no permet ampliar un volum que té una instantània activa. [CAPTURA]</w:t>
             </w:r>
           </w:p>
           <w:p>
@@ -3858,6 +3882,30 @@
               <w:spacing w:after="160" w:before="80"/>
               <w:jc w:val="left"/>
             </w:pPr>
+            <w:r>
+              <w:rPr>
+                <w:rFonts w:ascii="Consolas" w:cs="Consolas" w:eastAsia="Consolas" w:hAnsi="Consolas"/>
+                <w:sz w:val="19"/>
+                <w:szCs w:val="19"/>
+              </w:rPr>
+              <w:t xml:space="preserve"># umount /mnt/snap</w:t>
+            </w:r>
+            <w:r>
+              <w:br/>
+              <w:t xml:space="preserve"/>
+            </w:r>
+            <w:r>
+              <w:rPr>
+                <w:rFonts w:ascii="Consolas" w:cs="Consolas" w:eastAsia="Consolas" w:hAnsi="Consolas"/>
+                <w:sz w:val="19"/>
+                <w:szCs w:val="19"/>
+              </w:rPr>
+              <w:t xml:space="preserve"># lvremove /dev/vg_dades/lv_documents_snap</w:t>
+            </w:r>
+            <w:r>
+              <w:br/>
+              <w:t xml:space="preserve"/>
+            </w:r>
             <w:r>
               <w:rPr>
                 <w:rFonts w:ascii="Consolas" w:cs="Consolas" w:eastAsia="Consolas" w:hAnsi="Consolas"/>

--- a/RA2 - Emmagatzematge i copies de seguretat/AA2 - Sistemes demmagatzematge/A2.2_Activitats_Sistemes_emmagatzematge.docx
+++ b/RA2 - Emmagatzematge i copies de seguretat/AA2 - Sistemes demmagatzematge/A2.2_Activitats_Sistemes_emmagatzematge.docx
@@ -587,7 +587,7 @@
                 <w:szCs w:val="20"/>
                 <w:rtl w:val="0"/>
               </w:rPr>
-              <w:t xml:space="preserve">Abans de començar qualsevol pas amb el terminal d'Ubuntu, canvia el títol de la finestra del terminal perquè quedi clar que les captures les has fet tu:</w:t>
+              <w:t xml:space="preserve">Abans de començar qualsevol pas amb el terminal d'Ubuntu, canvia el nom de l'equip pel teu nom i cognom, perquè quedi clar que les captures les has fet tu:</w:t>
             </w:r>
           </w:p>
           <w:p>
@@ -616,7 +616,7 @@
                 <w:szCs w:val="20"/>
                 <w:rtl w:val="0"/>
               </w:rPr>
-              <w:t xml:space="preserve">Clic dret dins del terminal → «Estableix el títol».</w:t>
+              <w:t xml:space="preserve">Executa sudo hostname nom-cognom, amb el teu nom i primer cognom en minúscules, sense accents ni espais (p. ex. sudo hostname joan-sanchez).</w:t>
             </w:r>
           </w:p>
           <w:p>
@@ -645,7 +645,7 @@
                 <w:szCs w:val="20"/>
                 <w:rtl w:val="0"/>
               </w:rPr>
-              <w:t xml:space="preserve">Al camp Títol, escriu les teves inicials i el teu nom i cognom, p. ex. JS - Nom Cognom, i tanca el pop-up. El títol apareixerà a la barra superior de la finestra (p. ex. «JS - Nom Cognom - usuari@equip: ~»).</w:t>
+              <w:t xml:space="preserve">Tanca el terminal i obre'n un de nou: l'indicador i la barra superior de la finestra mostraran el nom nou (p. ex. usuario@joan-sanchez).</w:t>
             </w:r>
           </w:p>
           <w:p>
@@ -664,7 +664,7 @@
                 <w:szCs w:val="20"/>
                 <w:rtl w:val="0"/>
               </w:rPr>
-              <w:t xml:space="preserve">Totes les captures de terminal que lliuris han de mostrar aquest títol; les que no el mostrin no es consideraran vàlides.</w:t>
+              <w:t xml:space="preserve">El canvi és temporal: si la màquina virtual es tanca, es reinicia o s'apaga, es perd, i a la sessió següent cal tornar a executar sudo hostname nom-cognom. Totes les captures de terminal que lliuris han de mostrar aquest nom; les que no el mostrin no es consideraran vàlides.</w:t>
             </w:r>
           </w:p>
         </w:tc>
@@ -2586,7 +2586,7 @@
                 <w:szCs w:val="20"/>
                 <w:rtl w:val="0"/>
               </w:rPr>
-              <w:t xml:space="preserve">A la teva màquina virtual d'Ubuntu 26.04 d'IsardVDI, amb el títol del terminal personalitzat, identifica el disc del sistema amb lsblk, instal·la smartmontools i intenta consultar-ne la informació SMART. Si el teu disc no es diu vda, substitueix-lo pel nom que et mostri lsblk. [CAPTURA]</w:t>
+              <w:t xml:space="preserve">A la teva màquina virtual d'Ubuntu 26.04 d'IsardVDI, amb el nom d'equip personalitzat (sudo hostname), identifica el disc del sistema amb lsblk, instal·la smartmontools i intenta consultar-ne la informació SMART. Si el teu disc no es diu vda, substitueix-lo pel nom que et mostri lsblk. [CAPTURA]</w:t>
             </w:r>
           </w:p>
           <w:p>

--- a/RA2 - Emmagatzematge i copies de seguretat/AA2 - Sistemes demmagatzematge/A2.2_Activitats_Sistemes_emmagatzematge.docx
+++ b/RA2 - Emmagatzematge i copies de seguretat/AA2 - Sistemes demmagatzematge/A2.2_Activitats_Sistemes_emmagatzematge.docx
@@ -559,7 +559,7 @@
                 <w:szCs w:val="20"/>
                 <w:rtl w:val="0"/>
               </w:rPr>
-              <w:t xml:space="preserve">Sempre que el pas ho permeti al teu equip, adjunta una captura de pantalla real amb l'etiqueta [CAPTURA]. A la pràctica guiada ja trobaràs incrustades algunes captures reals fetes expressament per a aquesta guia (marcades com a "Captura real"), corresponents als passos que es poden fer sense una màquina virtual completa; la resta —que requereixen una VM Linux (Zorin OS o similar) i una VM Windows 11— les has de fer i capturar tu mateix/a.</w:t>
+              <w:t xml:space="preserve">Adjunta una captura de pantalla real de cada pas marcat amb l'etiqueta [CAPTURA]. La pràctica guiada requereix una màquina virtual Linux (Zorin OS o similar) i una màquina virtual Windows 11.</w:t>
             </w:r>
           </w:p>
           <w:p>
@@ -3267,7 +3267,6 @@
             </w:pPr>
             <w:r>
               <w:rPr>
-                <w:bCs/>
                 <w:b/>
                 <w:sz w:val="20"/>
                 <w:szCs w:val="20"/>
@@ -3281,7 +3280,7 @@
                 <w:szCs w:val="20"/>
                 <w:rtl w:val="0"/>
               </w:rPr>
-              <w:t xml:space="preserve">Comprova que el sistema reconeix els discos nous i crea els volums físics (Physical Volumes) amb pvcreate.</w:t>
+              <w:t xml:space="preserve">Comprova que el sistema reconeix els discos nous i crea els volums físics (Physical Volumes) amb pvcreate. Substitueix sdb, sdc i sdd pels noms dels teus discos nous, segons el que mostri lsblk. [CAPTURA]</w:t>
             </w:r>
           </w:p>
           <w:p>
@@ -3302,43 +3301,19 @@
                 <w:sz w:val="19"/>
                 <w:szCs w:val="19"/>
               </w:rPr>
-              <w:t xml:space="preserve">root@srv-linux:~# lsblk | grep loop</w:t>
-            </w:r>
-            <w:r>
-              <w:br/>
-              <w:t xml:space="preserve"/>
-            </w:r>
-            <w:r>
-              <w:rPr>
-                <w:rFonts w:ascii="Consolas" w:cs="Consolas" w:eastAsia="Consolas" w:hAnsi="Consolas"/>
-                <w:sz w:val="19"/>
-                <w:szCs w:val="19"/>
-              </w:rPr>
-              <w:t xml:space="preserve">loop0   7:0    0  200M  0 loop</w:t>
-            </w:r>
-            <w:r>
-              <w:br/>
-              <w:t xml:space="preserve"/>
-            </w:r>
-            <w:r>
-              <w:rPr>
-                <w:rFonts w:ascii="Consolas" w:cs="Consolas" w:eastAsia="Consolas" w:hAnsi="Consolas"/>
-                <w:sz w:val="19"/>
-                <w:szCs w:val="19"/>
-              </w:rPr>
-              <w:t xml:space="preserve">loop1   7:1    0  200M  0 loop</w:t>
-            </w:r>
-            <w:r>
-              <w:br/>
-              <w:t xml:space="preserve"/>
-            </w:r>
-            <w:r>
-              <w:rPr>
-                <w:rFonts w:ascii="Consolas" w:cs="Consolas" w:eastAsia="Consolas" w:hAnsi="Consolas"/>
-                <w:sz w:val="19"/>
-                <w:szCs w:val="19"/>
-              </w:rPr>
-              <w:t xml:space="preserve">loop2   7:2    0  200M  0 loop</w:t>
+              <w:t xml:space="preserve"># lsblk</w:t>
+            </w:r>
+            <w:r>
+              <w:br/>
+              <w:t xml:space="preserve"/>
+            </w:r>
+            <w:r>
+              <w:rPr>
+                <w:rFonts w:ascii="Consolas" w:cs="Consolas" w:eastAsia="Consolas" w:hAnsi="Consolas"/>
+                <w:sz w:val="19"/>
+                <w:szCs w:val="19"/>
+              </w:rPr>
+              <w:t xml:space="preserve"># pvcreate /dev/sdb /dev/sdc /dev/sdd</w:t>
             </w:r>
           </w:p>
           <w:p>
@@ -3353,48 +3328,20 @@
             </w:pPr>
             <w:r>
               <w:rPr>
-                <w:sz w:val="20"/>
-                <w:szCs w:val="20"/>
-                <w:rtl w:val="0"/>
-              </w:rPr>
-              <w:drawing>
-                <wp:inline distT="0" distB="0" distL="0" distR="0">
-                  <wp:extent cx="5760720" cy="2740987"/>
-                  <wp:effectExtent t="0" r="0" b="0" l="0"/>
-                  <wp:docPr id="1" name="" descr="" title=""/>
-                  <wp:cNvGraphicFramePr>
-                    <a:graphicFrameLocks noChangeAspect="1"/>
-                  </wp:cNvGraphicFramePr>
-                  <a:graphic>
-                    <a:graphicData uri="http://schemas.openxmlformats.org/drawingml/2006/picture">
-                      <pic:pic>
-                        <pic:nvPicPr>
-                          <pic:cNvPr id="0" name="" descr=""/>
-                          <pic:cNvPicPr>
-                            <a:picLocks noChangeAspect="1" noChangeArrowheads="1"/>
-                          </pic:cNvPicPr>
-                        </pic:nvPicPr>
-                        <pic:blipFill>
-                          <a:blip r:embed="rId10" cstate="none"/>
-                          <a:srcRect/>
-                          <a:stretch>
-                            <a:fillRect/>
-                          </a:stretch>
-                        </pic:blipFill>
-                        <pic:spPr bwMode="auto">
-                          <a:xfrm>
-                            <a:off x="0" y="0"/>
-                            <a:ext cx="5760720" cy="2740987"/>
-                          </a:xfrm>
-                          <a:prstGeom prst="rect">
-                            <a:avLst/>
-                          </a:prstGeom>
-                        </pic:spPr>
-                      </pic:pic>
-                    </a:graphicData>
-                  </a:graphic>
-                </wp:inline>
-              </w:drawing>
+                <w:b/>
+                <w:sz w:val="20"/>
+                <w:szCs w:val="20"/>
+                <w:rtl w:val="0"/>
+              </w:rPr>
+              <w:t xml:space="preserve">Observa: </w:t>
+            </w:r>
+            <w:r>
+              <w:rPr>
+                <w:sz w:val="20"/>
+                <w:szCs w:val="20"/>
+                <w:rtl w:val="0"/>
+              </w:rPr>
+              <w:t xml:space="preserve">quin missatge mostra pvcreate per a cada disc?</w:t>
             </w:r>
           </w:p>
           <w:p>
@@ -3409,29 +3356,6 @@
             </w:pPr>
             <w:r>
               <w:rPr>
-                <w:color w:val="5B6B77"/>
-                <w:iCs/>
-                <w:i/>
-                <w:sz w:val="20"/>
-                <w:szCs w:val="20"/>
-                <w:rtl w:val="0"/>
-              </w:rPr>
-              <w:t xml:space="preserve">Captura real: creació de tres volums físics amb pvcreate (en aquest entorn de prova s'han fet servir tres dispositius de 200 MB en lloc de discs de 10 GB, però l'ordre és exactament la mateixa que faràs servir tu).</w:t>
-            </w:r>
-          </w:p>
-          <w:p>
-            <w:pPr>
-              <w:widowControl w:val="1"/>
-              <w:spacing w:line="240" w:lineRule="auto" w:after="100"/>
-              <w:rPr>
-                <w:color w:val="1155cc"/>
-                <w:sz w:val="20"/>
-                <w:szCs w:val="20"/>
-              </w:rPr>
-            </w:pPr>
-            <w:r>
-              <w:rPr>
-                <w:bCs/>
                 <w:b/>
                 <w:sz w:val="20"/>
                 <w:szCs w:val="20"/>
@@ -3445,85 +3369,40 @@
                 <w:szCs w:val="20"/>
                 <w:rtl w:val="0"/>
               </w:rPr>
-              <w:t xml:space="preserve">Agrupa els volums físics en un grup de volums (Volume Group) amb vgcreate, i comprova'n l'estat amb vgdisplay.</w:t>
-            </w:r>
-          </w:p>
-          <w:p>
-            <w:pPr>
-              <w:widowControl w:val="1"/>
-              <w:spacing w:line="240" w:lineRule="auto" w:after="100"/>
-              <w:rPr>
-                <w:color w:val="1155cc"/>
-                <w:sz w:val="20"/>
-                <w:szCs w:val="20"/>
-              </w:rPr>
-            </w:pPr>
-            <w:r>
-              <w:rPr>
-                <w:sz w:val="20"/>
-                <w:szCs w:val="20"/>
-                <w:rtl w:val="0"/>
-              </w:rPr>
-              <w:drawing>
-                <wp:inline distT="0" distB="0" distL="0" distR="0">
-                  <wp:extent cx="5760720" cy="5909383"/>
-                  <wp:effectExtent t="0" r="0" b="0" l="0"/>
-                  <wp:docPr id="2" name="" descr="" title=""/>
-                  <wp:cNvGraphicFramePr>
-                    <a:graphicFrameLocks noChangeAspect="1"/>
-                  </wp:cNvGraphicFramePr>
-                  <a:graphic>
-                    <a:graphicData uri="http://schemas.openxmlformats.org/drawingml/2006/picture">
-                      <pic:pic>
-                        <pic:nvPicPr>
-                          <pic:cNvPr id="0" name="" descr=""/>
-                          <pic:cNvPicPr>
-                            <a:picLocks noChangeAspect="1" noChangeArrowheads="1"/>
-                          </pic:cNvPicPr>
-                        </pic:nvPicPr>
-                        <pic:blipFill>
-                          <a:blip r:embed="rId11" cstate="none"/>
-                          <a:srcRect/>
-                          <a:stretch>
-                            <a:fillRect/>
-                          </a:stretch>
-                        </pic:blipFill>
-                        <pic:spPr bwMode="auto">
-                          <a:xfrm>
-                            <a:off x="0" y="0"/>
-                            <a:ext cx="5760720" cy="5909383"/>
-                          </a:xfrm>
-                          <a:prstGeom prst="rect">
-                            <a:avLst/>
-                          </a:prstGeom>
-                        </pic:spPr>
-                      </pic:pic>
-                    </a:graphicData>
-                  </a:graphic>
-                </wp:inline>
-              </w:drawing>
-            </w:r>
-          </w:p>
-          <w:p>
-            <w:pPr>
-              <w:widowControl w:val="1"/>
-              <w:spacing w:line="240" w:lineRule="auto" w:after="100"/>
-              <w:rPr>
-                <w:color w:val="1155cc"/>
-                <w:sz w:val="20"/>
-                <w:szCs w:val="20"/>
-              </w:rPr>
-            </w:pPr>
-            <w:r>
-              <w:rPr>
-                <w:color w:val="5B6B77"/>
-                <w:iCs/>
-                <w:i/>
-                <w:sz w:val="20"/>
-                <w:szCs w:val="20"/>
-                <w:rtl w:val="0"/>
-              </w:rPr>
-              <w:t xml:space="preserve">Captura real: creació del grup de volums vg_dades a partir dels tres volums físics, i detall amb vgdisplay (mida total, PE Size, discos actius...).</w:t>
+              <w:t xml:space="preserve">Agrupa els volums físics en un grup de volums (Volume Group) amb vgcreate, i comprova'n l'estat amb vgdisplay. [CAPTURA]</w:t>
+            </w:r>
+          </w:p>
+          <w:p>
+            <w:pPr>
+              <w:pBdr>
+                <w:top w:val="single" w:color="CADCE8" w:sz="4"/>
+                <w:bottom w:val="single" w:color="CADCE8" w:sz="4"/>
+                <w:left w:val="single" w:color="CADCE8" w:sz="4"/>
+                <w:right w:val="single" w:color="CADCE8" w:sz="4"/>
+              </w:pBdr>
+              <w:shd w:fill="F4F7F9" w:val="clear"/>
+              <w:spacing w:after="160" w:before="80"/>
+              <w:jc w:val="left"/>
+            </w:pPr>
+            <w:r>
+              <w:rPr>
+                <w:rFonts w:ascii="Consolas" w:cs="Consolas" w:eastAsia="Consolas" w:hAnsi="Consolas"/>
+                <w:sz w:val="19"/>
+                <w:szCs w:val="19"/>
+              </w:rPr>
+              <w:t xml:space="preserve"># vgcreate vg_dades /dev/sdb /dev/sdc /dev/sdd</w:t>
+            </w:r>
+            <w:r>
+              <w:br/>
+              <w:t xml:space="preserve"/>
+            </w:r>
+            <w:r>
+              <w:rPr>
+                <w:rFonts w:ascii="Consolas" w:cs="Consolas" w:eastAsia="Consolas" w:hAnsi="Consolas"/>
+                <w:sz w:val="19"/>
+                <w:szCs w:val="19"/>
+              </w:rPr>
+              <w:t xml:space="preserve"># vgdisplay vg_dades</w:t>
             </w:r>
           </w:p>
           <w:p>

--- a/RA2 - Emmagatzematge i copies de seguretat/AA2 - Sistemes demmagatzematge/A2.2_Activitats_Sistemes_emmagatzematge.docx
+++ b/RA2 - Emmagatzematge i copies de seguretat/AA2 - Sistemes demmagatzematge/A2.2_Activitats_Sistemes_emmagatzematge.docx
@@ -540,7 +540,7 @@
                 <w:szCs w:val="20"/>
                 <w:rtl w:val="0"/>
               </w:rPr>
-              <w:t xml:space="preserve">Treballeu com a tècnics de Puig Castellar Tech, la consultoria informàtica simulada del cicle SMX de l'Institut Puig Castellar. Un client, un despatx d'advocats amb dades molt sensibles, us demana dissenyar i documentar DUES solucions d'emmagatzematge —una per a servidors Linux (LVM) i una per a servidors Windows (espais d'emmagatzematge / Storage Spaces)— que compleixin els principis d'alta disponibilitat, redundància i escalabilitat, sense interrompre mai el servei.</w:t>
+              <w:t xml:space="preserve">Treballeu com a tècnics de Puig Castellar Tech, la consultoria informàtica simulada del cicle SMX de l'Institut Puig Castellar. Un client, un despatx d'advocats amb dades molt sensibles, us demana dissenyar i documentar DUES solucions d'emmagatzematge —una per a servidors Linux (LVM) i una per a servidors Windows (espais d'emmagatzematge / Storage Spaces)— que compleixin els principis d'alta disponibilitat, redundància i escalabilitat, sense interrompre mai el servei. La Part 2 (Windows) és una ampliació opcional.</w:t>
             </w:r>
           </w:p>
           <w:p>
@@ -1677,7 +1677,7 @@
                 <w:rFonts w:ascii="Verdana" w:cs="Verdana" w:eastAsia="Verdana" w:hAnsi="Verdana"/>
                 <w:rtl w:val="0"/>
               </w:rPr>
-              <w:t xml:space="preserve">Enunciat exercici 4</w:t>
+              <w:t xml:space="preserve">Enunciat exercici 4 · Recerca en grup: proveïdors de núvol</w:t>
             </w:r>
           </w:p>
         </w:tc>
@@ -1700,20 +1700,68 @@
           <w:p>
             <w:pPr>
               <w:widowControl w:val="1"/>
-              <w:spacing w:line="240" w:lineRule="auto" w:after="0" w:before="0"/>
-              <w:rPr>
-                <w:color w:val="1155cc"/>
-                <w:sz w:val="20"/>
-                <w:szCs w:val="20"/>
-              </w:rPr>
-            </w:pPr>
-            <w:r>
-              <w:rPr>
-                <w:sz w:val="20"/>
-                <w:szCs w:val="20"/>
-                <w:rtl w:val="0"/>
-              </w:rPr>
-              <w:t xml:space="preserve">Compara dos serveis reals d'emmagatzematge al núvol (per exemple, Google Drive/Workspace, Microsoft OneDrive, Amazon S3 o Backblaze B2). Per a cadascun, indica:</w:t>
+              <w:spacing w:line="240" w:lineRule="auto" w:after="100"/>
+              <w:rPr>
+                <w:color w:val="1155cc"/>
+                <w:sz w:val="20"/>
+                <w:szCs w:val="20"/>
+              </w:rPr>
+            </w:pPr>
+            <w:r>
+              <w:rPr>
+                <w:sz w:val="20"/>
+                <w:szCs w:val="20"/>
+                <w:rtl w:val="0"/>
+              </w:rPr>
+              <w:t xml:space="preserve">Treball de recerca en grups de 2 o 3 persones. Puig Castellar Tech vol recomanar un servei d'emmagatzematge al núvol als seus clients i us encarrega una comparativa.</w:t>
+            </w:r>
+          </w:p>
+          <w:p>
+            <w:pPr>
+              <w:widowControl w:val="1"/>
+              <w:spacing w:line="240" w:lineRule="auto" w:after="100"/>
+              <w:rPr>
+                <w:color w:val="1155cc"/>
+                <w:sz w:val="20"/>
+                <w:szCs w:val="20"/>
+              </w:rPr>
+            </w:pPr>
+            <w:r>
+              <w:rPr>
+                <w:b/>
+                <w:sz w:val="20"/>
+                <w:szCs w:val="20"/>
+                <w:rtl w:val="0"/>
+              </w:rPr>
+              <w:t xml:space="preserve">Objectiu: </w:t>
+            </w:r>
+            <w:r>
+              <w:rPr>
+                <w:sz w:val="20"/>
+                <w:szCs w:val="20"/>
+                <w:rtl w:val="0"/>
+              </w:rPr>
+              <w:t xml:space="preserve">comparar com a mínim quatre proveïdors: dos pensats per a usuaris i petites empreses (per exemple, Google Drive, Microsoft OneDrive, Dropbox, pCloud, MEGA o Proton Drive) i dos d'emmagatzematge per a còpies de seguretat o objectes (per exemple, Backblaze B2, Amazon S3, Wasabi o Hetzner Storage Box).</w:t>
+            </w:r>
+          </w:p>
+          <w:p>
+            <w:pPr>
+              <w:widowControl w:val="1"/>
+              <w:spacing w:line="240" w:lineRule="auto" w:after="100"/>
+              <w:rPr>
+                <w:color w:val="1155cc"/>
+                <w:sz w:val="20"/>
+                <w:szCs w:val="20"/>
+              </w:rPr>
+            </w:pPr>
+            <w:r>
+              <w:rPr>
+                <w:b/>
+                <w:sz w:val="20"/>
+                <w:szCs w:val="20"/>
+                <w:rtl w:val="0"/>
+              </w:rPr>
+              <w:t xml:space="preserve">La comparativa ha d'incloure: </w:t>
             </w:r>
           </w:p>
           <w:p>
@@ -1729,7 +1777,6 @@
             </w:pPr>
             <w:r>
               <w:rPr>
-                <w:bCs/>
                 <w:b/>
                 <w:sz w:val="20"/>
                 <w:szCs w:val="20"/>
@@ -1743,7 +1790,7 @@
                 <w:szCs w:val="20"/>
                 <w:rtl w:val="0"/>
               </w:rPr>
-              <w:t xml:space="preserve">quin pla gratuït (si n'hi ha) ofereixen;</w:t>
+              <w:t xml:space="preserve">Funcionalitats: sincronització, historial de versions, paperera i temps per recuperar fitxers, compartició d'enllaços i xifratge (en trànsit, en repòs i d'extrem a extrem).</w:t>
             </w:r>
           </w:p>
           <w:p>
@@ -1759,7 +1806,6 @@
             </w:pPr>
             <w:r>
               <w:rPr>
-                <w:bCs/>
                 <w:b/>
                 <w:sz w:val="20"/>
                 <w:szCs w:val="20"/>
@@ -1773,13 +1819,13 @@
                 <w:szCs w:val="20"/>
                 <w:rtl w:val="0"/>
               </w:rPr>
-              <w:t xml:space="preserve">com descriuen la redundància/replicació de les dades a la seva documentació tècnica;</w:t>
-            </w:r>
-          </w:p>
-          <w:p>
-            <w:pPr>
-              <w:widowControl w:val="1"/>
-              <w:spacing w:line="240" w:lineRule="auto" w:after="100" w:before="100"/>
+              <w:t xml:space="preserve">Preus: pla gratuït (si n'hi ha) i preu anual per a 1 TB i per a 2 TB, amb els costos addicionals (descàrregues, peticions).</w:t>
+            </w:r>
+          </w:p>
+          <w:p>
+            <w:pPr>
+              <w:widowControl w:val="1"/>
+              <w:spacing w:line="240" w:lineRule="auto" w:after="0" w:before="100"/>
               <w:ind w:left="340" w:hanging="340"/>
               <w:rPr>
                 <w:color w:val="1155cc"/>
@@ -1789,7 +1835,6 @@
             </w:pPr>
             <w:r>
               <w:rPr>
-                <w:bCs/>
                 <w:b/>
                 <w:sz w:val="20"/>
                 <w:szCs w:val="20"/>
@@ -1803,7 +1848,121 @@
                 <w:szCs w:val="20"/>
                 <w:rtl w:val="0"/>
               </w:rPr>
-              <w:t xml:space="preserve">el preu aproximat per emmagatzemar 1 TB durant un any. Acaba comentant un risc legal (relacionat amb el RGPD) que cal tenir en compte si les dades emmagatzemades inclouen dades personals de clients.</w:t>
+              <w:t xml:space="preserve">Accés: client d'escriptori (Windows, macOS i Linux), web i mòbil, i si permet fer còpies de seguretat automàtiques o només sincronitzar.</w:t>
+            </w:r>
+          </w:p>
+          <w:p>
+            <w:pPr>
+              <w:widowControl w:val="1"/>
+              <w:spacing w:line="240" w:lineRule="auto" w:after="0" w:before="100"/>
+              <w:ind w:left="340" w:hanging="340"/>
+              <w:rPr>
+                <w:color w:val="1155cc"/>
+                <w:sz w:val="20"/>
+                <w:szCs w:val="20"/>
+              </w:rPr>
+            </w:pPr>
+            <w:r>
+              <w:rPr>
+                <w:b/>
+                <w:sz w:val="20"/>
+                <w:szCs w:val="20"/>
+                <w:rtl w:val="0"/>
+              </w:rPr>
+              <w:t xml:space="preserve">d) </w:t>
+            </w:r>
+            <w:r>
+              <w:rPr>
+                <w:sz w:val="20"/>
+                <w:szCs w:val="20"/>
+                <w:rtl w:val="0"/>
+              </w:rPr>
+              <w:t xml:space="preserve">Redundància i ubicació: com protegeix les dades (rèpliques, centres de dades) i en quins països les guarda.</w:t>
+            </w:r>
+          </w:p>
+          <w:p>
+            <w:pPr>
+              <w:widowControl w:val="1"/>
+              <w:spacing w:line="240" w:lineRule="auto" w:after="0" w:before="100"/>
+              <w:ind w:left="340" w:hanging="340"/>
+              <w:rPr>
+                <w:color w:val="1155cc"/>
+                <w:sz w:val="20"/>
+                <w:szCs w:val="20"/>
+              </w:rPr>
+            </w:pPr>
+            <w:r>
+              <w:rPr>
+                <w:b/>
+                <w:sz w:val="20"/>
+                <w:szCs w:val="20"/>
+                <w:rtl w:val="0"/>
+              </w:rPr>
+              <w:t xml:space="preserve">e) </w:t>
+            </w:r>
+            <w:r>
+              <w:rPr>
+                <w:sz w:val="20"/>
+                <w:szCs w:val="20"/>
+                <w:rtl w:val="0"/>
+              </w:rPr>
+              <w:t xml:space="preserve">RGPD: si es pot triar una regió de la UE i si el proveïdor ofereix un contracte d'encarregat del tractament.</w:t>
+            </w:r>
+          </w:p>
+          <w:p>
+            <w:pPr>
+              <w:widowControl w:val="1"/>
+              <w:spacing w:line="240" w:lineRule="auto" w:after="100"/>
+              <w:rPr>
+                <w:color w:val="1155cc"/>
+                <w:sz w:val="20"/>
+                <w:szCs w:val="20"/>
+              </w:rPr>
+            </w:pPr>
+            <w:r>
+              <w:rPr>
+                <w:b/>
+                <w:sz w:val="20"/>
+                <w:szCs w:val="20"/>
+                <w:rtl w:val="0"/>
+              </w:rPr>
+              <w:t xml:space="preserve">Lliurable: </w:t>
+            </w:r>
+            <w:r>
+              <w:rPr>
+                <w:sz w:val="20"/>
+                <w:szCs w:val="20"/>
+                <w:rtl w:val="0"/>
+              </w:rPr>
+              <w:t xml:space="preserve">una taula comparativa amb les fonts consultades i la data de consulta (els preus canvien sovint), i una recomanació justificada (mitja pàgina) per a l'empresa ArquiDigital S.L. de l'exercici 6.</w:t>
+            </w:r>
+          </w:p>
+          <w:p>
+            <w:pPr>
+              <w:widowControl w:val="1"/>
+              <w:spacing w:line="240" w:lineRule="auto" w:after="100"/>
+              <w:rPr>
+                <w:color w:val="1155cc"/>
+                <w:sz w:val="20"/>
+                <w:szCs w:val="20"/>
+              </w:rPr>
+            </w:pPr>
+            <w:r>
+              <w:rPr>
+                <w:b/>
+                <w:sz w:val="20"/>
+                <w:szCs w:val="20"/>
+                <w:rtl w:val="0"/>
+              </w:rPr>
+              <w:t xml:space="preserve">Per pensar: </w:t>
+            </w:r>
+            <w:r>
+              <w:rPr>
+                <w:sz w:val="20"/>
+                <w:szCs w:val="20"/>
+                <w:rtl w:val="0"/>
+              </w:rPr>
+              <w:t xml:space="preserve">per què sincronitzar una carpeta amb el núvol no és el mateix que fer-ne una còpia de seguretat? Què passaria si un ransomware xifrés els fitxers d'una carpeta sincronitzada?</w:t>
             </w:r>
           </w:p>
         </w:tc>
@@ -3934,7 +4093,7 @@
                 <w:rFonts w:ascii="Verdana" w:cs="Verdana" w:eastAsia="Verdana" w:hAnsi="Verdana"/>
                 <w:rtl w:val="0"/>
               </w:rPr>
-              <w:t xml:space="preserve">Pràctica guiada · Part 2 · Windows: espais d'emmagatzematge (Storage Spaces)</w:t>
+              <w:t xml:space="preserve">Pràctica guiada · Part 2 · Windows: espais d'emmagatzematge (ampliació opcional)</w:t>
             </w:r>
           </w:p>
         </w:tc>
@@ -4316,7 +4475,7 @@
                 <w:szCs w:val="20"/>
                 <w:rtl w:val="0"/>
               </w:rPr>
-              <w:t xml:space="preserve">Redacta un informe breu (mitja pàgina) adreçat al client (el despatx d'advocats) comparant les dues solucions implementades (LVM a Linux i Storage Spaces a Windows): quina recomanaries per al seu servidor de documents principal, tenint en compte que necessiten poder ampliar l'espai en el futur sense aturar mai el servei, i per què.</w:t>
+              <w:t xml:space="preserve">Redacta un informe breu (mitja pàgina) adreçat al client (el despatx d'advocats) comparant les dues solucions (LVM a Linux i Storage Spaces a Windows; si no has fet la Part 2, basa't en el temari i en la documentació de Microsoft): quina recomanaries per al seu servidor de documents principal, tenint en compte que necessiten poder ampliar l'espai en el futur sense aturar mai el servei, i per què.</w:t>
             </w:r>
           </w:p>
         </w:tc>
